--- a/Study4_Global_AI_Civil_Engineering_Economy/FIGURES.docx
+++ b/Study4_Global_AI_Civil_Engineering_Economy/FIGURES.docx
@@ -376,7 +376,7 @@
         <w:pStyle w:val="FirstParagraph"/>
       </w:pPr>
       <w:r>
-        <w:t xml:space="preserve">EU Mode-1 SJ3 vs China SE.</w:t>
+        <w:t xml:space="preserve">EU SJ3 imports vs Chinese construction services.</w:t>
       </w:r>
     </w:p>
     <w:p>
